--- a/Лабораторная2/reports/Король-Алексей-Юрьевич_ЛР1-2_вариант-23.docx
+++ b/Лабораторная2/reports/Король-Алексей-Юрьевич_ЛР1-2_вариант-23.docx
@@ -1792,7 +1792,7 @@
         <w:rPr>
           <w:rFonts w:ascii="Times New Roman" w:hAnsi="Times New Roman" w:eastAsia="Times New Roman" w:cs="Times New Roman"/>
         </w:rPr>
-        <w:t xml:space="preserve">ов преподавателя сохранены без изменений. Их SHA-256 записаны в environment.json. Из ЛР 1 использована неизменённая копия паспорта варианта 23: inputs/lr01_passport.json. Лицензия исходного учебного кода — MIT; уведомление сохранено в inputs/Trira-MIT.txt.</w:t>
+        <w:t xml:space="preserve">ов преподавателя сохранены без изменений. Их SHA-256 записаны в environment.json. Из ЛР 1 использована неизменённая копия паспорта варианта 23: inputs/lr01_passport.json. Лицензия исходного учебного кода — MIT.</w:t>
       </w:r>
       <w:r>
         <w:rPr>
@@ -6224,7 +6224,7 @@
         <w:rPr>
           <w:rFonts w:ascii="Times New Roman" w:hAnsi="Times New Roman" w:eastAsia="Times New Roman" w:cs="Times New Roman"/>
         </w:rPr>
-        <w:t xml:space="preserve"> выполняется, весов модели нет. Лицензия кода — MIT; уведомление исходного учебного кода сохранено в inputs/Trira-MIT.txt. За карточку и воспроизведение учебного эксперимента отвечает Король Алексей Юрьевич; авторство исходного генератора не присваивается.</w:t>
+        <w:t xml:space="preserve"> выполняется, весов модели нет. Лицензия кода — MIT. За карточку и воспроизведение учебного эксперимента отвечает Король Алексей Юрьевич; авторство исходного генератора не присваивается.</w:t>
       </w:r>
       <w:r>
         <w:rPr>
